--- a/Master Slave J-K Flip Flop/Report/A visual Representation.docx
+++ b/Master Slave J-K Flip Flop/Report/A visual Representation.docx
@@ -36,6 +36,9 @@
       </w:r>
     </w:p>
     <w:p>
+      <w:pPr>
+        <w:spacing w:after="0"/>
+      </w:pPr>
       <w:r>
         <w:rPr>
           <w:noProof/>
@@ -79,6 +82,64 @@
     </w:p>
     <w:p>
       <w:pPr>
+        <w:spacing w:after="0"/>
+      </w:pPr>
+      <w:r>
+        <w:rPr>
+          <w:noProof/>
+        </w:rPr>
+        <w:drawing>
+          <wp:inline distT="0" distB="0" distL="0" distR="0" wp14:anchorId="4FF84100" wp14:editId="2954BC35">
+            <wp:extent cx="6645910" cy="2971165"/>
+            <wp:effectExtent l="0" t="0" r="2540" b="635"/>
+            <wp:docPr id="1878441077" name="Picture 1"/>
+            <wp:cNvGraphicFramePr>
+              <a:graphicFrameLocks xmlns:a="http://schemas.openxmlformats.org/drawingml/2006/main" noChangeAspect="1"/>
+            </wp:cNvGraphicFramePr>
+            <a:graphic xmlns:a="http://schemas.openxmlformats.org/drawingml/2006/main">
+              <a:graphicData uri="http://schemas.openxmlformats.org/drawingml/2006/picture">
+                <pic:pic xmlns:pic="http://schemas.openxmlformats.org/drawingml/2006/picture">
+                  <pic:nvPicPr>
+                    <pic:cNvPr id="0" name="Picture 1"/>
+                    <pic:cNvPicPr>
+                      <a:picLocks noChangeAspect="1" noChangeArrowheads="1"/>
+                    </pic:cNvPicPr>
+                  </pic:nvPicPr>
+                  <pic:blipFill>
+                    <a:blip r:embed="rId6">
+                      <a:extLst>
+                        <a:ext uri="{28A0092B-C50C-407E-A947-70E740481C1C}">
+                          <a14:useLocalDpi xmlns:a14="http://schemas.microsoft.com/office/drawing/2010/main" val="0"/>
+                        </a:ext>
+                      </a:extLst>
+                    </a:blip>
+                    <a:srcRect/>
+                    <a:stretch>
+                      <a:fillRect/>
+                    </a:stretch>
+                  </pic:blipFill>
+                  <pic:spPr bwMode="auto">
+                    <a:xfrm>
+                      <a:off x="0" y="0"/>
+                      <a:ext cx="6645910" cy="2971165"/>
+                    </a:xfrm>
+                    <a:prstGeom prst="rect">
+                      <a:avLst/>
+                    </a:prstGeom>
+                    <a:noFill/>
+                    <a:ln>
+                      <a:noFill/>
+                    </a:ln>
+                  </pic:spPr>
+                </pic:pic>
+              </a:graphicData>
+            </a:graphic>
+          </wp:inline>
+        </w:drawing>
+      </w:r>
+    </w:p>
+    <w:p>
+      <w:pPr>
         <w:pStyle w:val="Caption"/>
         <w:jc w:val="center"/>
         <w:rPr>
@@ -95,7 +156,7 @@
           <w:color w:val="EE0000"/>
         </w:rPr>
         <w:drawing>
-          <wp:anchor distT="0" distB="0" distL="114300" distR="114300" simplePos="0" relativeHeight="251660288" behindDoc="1" locked="0" layoutInCell="1" allowOverlap="1" wp14:anchorId="12EFED24" wp14:editId="491D814C">
+          <wp:anchor distT="0" distB="0" distL="114300" distR="114300" simplePos="0" relativeHeight="251660288" behindDoc="1" locked="0" layoutInCell="1" allowOverlap="1" wp14:anchorId="12EFED24" wp14:editId="71BFA8B5">
             <wp:simplePos x="0" y="0"/>
             <wp:positionH relativeFrom="column">
               <wp:posOffset>2469657</wp:posOffset>
@@ -126,7 +187,7 @@
                     <pic:cNvPicPr/>
                   </pic:nvPicPr>
                   <pic:blipFill>
-                    <a:blip r:embed="rId6" cstate="print">
+                    <a:blip r:embed="rId7" cstate="print">
                       <a:extLst>
                         <a:ext uri="{28A0092B-C50C-407E-A947-70E740481C1C}">
                           <a14:useLocalDpi xmlns:a14="http://schemas.microsoft.com/office/drawing/2010/main" val="0"/>
@@ -163,7 +224,7 @@
           <w:noProof/>
         </w:rPr>
         <w:drawing>
-          <wp:anchor distT="0" distB="0" distL="114300" distR="114300" simplePos="0" relativeHeight="251661312" behindDoc="1" locked="0" layoutInCell="1" allowOverlap="1" wp14:anchorId="297B4118" wp14:editId="00B55F81">
+          <wp:anchor distT="0" distB="0" distL="114300" distR="114300" simplePos="0" relativeHeight="251661312" behindDoc="1" locked="0" layoutInCell="1" allowOverlap="1" wp14:anchorId="297B4118" wp14:editId="63FCBBDB">
             <wp:simplePos x="0" y="0"/>
             <wp:positionH relativeFrom="column">
               <wp:posOffset>4663744</wp:posOffset>
@@ -194,7 +255,7 @@
                     <pic:cNvPicPr/>
                   </pic:nvPicPr>
                   <pic:blipFill>
-                    <a:blip r:embed="rId7" cstate="print">
+                    <a:blip r:embed="rId8" cstate="print">
                       <a:extLst>
                         <a:ext uri="{28A0092B-C50C-407E-A947-70E740481C1C}">
                           <a14:useLocalDpi xmlns:a14="http://schemas.microsoft.com/office/drawing/2010/main" val="0"/>
@@ -262,7 +323,7 @@
                     <pic:cNvPicPr/>
                   </pic:nvPicPr>
                   <pic:blipFill>
-                    <a:blip r:embed="rId8">
+                    <a:blip r:embed="rId9">
                       <a:extLst>
                         <a:ext uri="{28A0092B-C50C-407E-A947-70E740481C1C}">
                           <a14:useLocalDpi xmlns:a14="http://schemas.microsoft.com/office/drawing/2010/main" val="0"/>
@@ -363,6 +424,7 @@
     <w:p>
       <w:pPr>
         <w:pStyle w:val="Caption"/>
+        <w:spacing w:after="0"/>
         <w:jc w:val="center"/>
         <w:rPr>
           <w:b/>
@@ -434,6 +496,7 @@
         <w:jc w:val="center"/>
       </w:pPr>
       <w:r>
+        <w:lastRenderedPageBreak/>
         <w:t xml:space="preserve">          </w:t>
       </w:r>
       <w:r>
@@ -456,7 +519,7 @@
                     <pic:cNvPicPr/>
                   </pic:nvPicPr>
                   <pic:blipFill>
-                    <a:blip r:embed="rId9"/>
+                    <a:blip r:embed="rId10"/>
                     <a:stretch>
                       <a:fillRect/>
                     </a:stretch>
@@ -499,7 +562,7 @@
                     <pic:cNvPicPr/>
                   </pic:nvPicPr>
                   <pic:blipFill>
-                    <a:blip r:embed="rId10"/>
+                    <a:blip r:embed="rId11"/>
                     <a:stretch>
                       <a:fillRect/>
                     </a:stretch>
@@ -541,7 +604,7 @@
                     <pic:cNvPicPr/>
                   </pic:nvPicPr>
                   <pic:blipFill>
-                    <a:blip r:embed="rId11"/>
+                    <a:blip r:embed="rId12"/>
                     <a:stretch>
                       <a:fillRect/>
                     </a:stretch>
